--- a/Weekly Reports/BCIS309 Weekly Report week03 - McIntosh, Daniel.docx
+++ b/Weekly Reports/BCIS309 Weekly Report week03 - McIntosh, Daniel.docx
@@ -280,7 +280,7 @@
         <w:rPr>
           <w:rFonts w:ascii="Century Gothic" w:hAnsi="Century Gothic"/>
         </w:rPr>
-        <w:t>0</w:t>
+        <w:t>4</w:t>
       </w:r>
       <w:r>
         <w:rPr>
@@ -360,7 +360,7 @@
         <w:rPr>
           <w:rFonts w:ascii="Century Gothic" w:hAnsi="Century Gothic"/>
         </w:rPr>
-        <w:t>6</w:t>
+        <w:t>8</w:t>
       </w:r>
       <w:r>
         <w:rPr>
